--- a/docs/20241328_蔡贸俊_实验一_嵌入式开发基础.docx
+++ b/docs/20241328_蔡贸俊_实验一_嵌入式开发基础.docx
@@ -4,28 +4,37 @@
   <w:body>
     <w:p>
       <w:pPr>
-        <w:pStyle w:val="Heading1"/>
+        <w:jc w:val="center"/>
       </w:pPr>
       <w:r>
-        <w:t>《密码系统设计》实验一 实验报告</w:t>
+        <w:rPr>
+          <w:rFonts w:ascii="Times New Roman" w:hAnsi="Times New Roman" w:eastAsia="宋体"/>
+          <w:sz w:val="28"/>
+        </w:rPr>
+        <w:t>北京电子科技学院（BESTI）</w:t>
       </w:r>
     </w:p>
     <w:p>
       <w:pPr>
-        <w:pStyle w:val="Heading2"/>
+        <w:pStyle w:val="Heading1"/>
       </w:pPr>
       <w:r>
-        <w:t>实验名称：嵌入式开发基础</w:t>
+        <w:t>实 验 报 告</w:t>
       </w:r>
     </w:p>
     <w:p>
       <w:r>
-        <w:t>学号姓名：20241328 蔡贸俊</w:t>
+        <w:t>课程：密码系统设计　　　班级：XXXX（待填）</w:t>
       </w:r>
     </w:p>
     <w:p>
       <w:r>
-        <w:t>同组成员：20241304 元泓鉴</w:t>
+        <w:t>姓名：蔡贸俊　　　　　　学号：20241328</w:t>
+      </w:r>
+    </w:p>
+    <w:p>
+      <w:r>
+        <w:t>成绩：　　　　　　　　　指导教师：赵越</w:t>
       </w:r>
     </w:p>
     <w:p>
@@ -35,12 +44,98 @@
     </w:p>
     <w:p>
       <w:r>
-        <w:t>实验环境：openEuler 24.03 LTS (WSL2)、OpenSSL 3.0.12、GmSSL 3.3.0-dev、gcc 12.3.1</w:t>
+        <w:t>实验密级：无</w:t>
       </w:r>
     </w:p>
     <w:p>
       <w:r>
-        <w:t>代码仓库：https://gitee.com/xiaoyuanyuan999/roc-edu-student-exp_1</w:t>
+        <w:t>预习程度：全预习（待确认）</w:t>
+      </w:r>
+    </w:p>
+    <w:p>
+      <w:r>
+        <w:t>实验时间：待填　　仪器组次：无　　必修/选修：必修</w:t>
+      </w:r>
+    </w:p>
+    <w:p>
+      <w:r>
+        <w:t>实验序号：实验一</w:t>
+      </w:r>
+    </w:p>
+    <w:p>
+      <w:r>
+        <w:t>实验名称：嵌入式开发基础</w:t>
+      </w:r>
+    </w:p>
+    <w:p>
+      <w:r>
+        <w:t>实验目的与要求：掌握 Linux 系统使用与 C 语言开发方法；掌握 OpenSSL（GmSSL）的基本用法与开发；掌握 SM2、SM3、SM4 商用密码算法的使用；两人一组使用命令与编程两种方式实现带签名的数字信封协议。</w:t>
+      </w:r>
+    </w:p>
+    <w:p>
+      <w:r>
+        <w:t>实验仪器：计算机 1 台（Windows 11 + WSL2 虚拟机 openEuler 24.03 LTS）</w:t>
+      </w:r>
+    </w:p>
+    <w:p>
+      <w:r>
+        <w:br w:type="page"/>
+      </w:r>
+    </w:p>
+    <w:p>
+      <w:pPr>
+        <w:pStyle w:val="Heading1"/>
+      </w:pPr>
+      <w:r>
+        <w:t>1. 实验内容</w:t>
+      </w:r>
+    </w:p>
+    <w:p>
+      <w:r>
+        <w:t>1. 在 openEuler 中实践 OpenSSL 命令（版本、随机数、SM4 加解密、SM3 摘要与 HMAC、SM2 签名验签、性能测试），用 Markdown 记录并逐项 git commit。</w:t>
+      </w:r>
+    </w:p>
+    <w:p>
+      <w:r>
+        <w:t>2. 在 openEuler 中实践 GmSSL 命令（SM4、SM3/HMAC、SM2 密钥生成/签名验签/加解密），并与 OpenSSL 结果交叉验证。</w:t>
+      </w:r>
+    </w:p>
+    <w:p>
+      <w:r>
+        <w:t>3. 两人一组，用 OpenSSL 命令实现带签名的数字信封协议（Alice 蔡贸俊 发送，Bob 元泓鉴 接收）。</w:t>
+      </w:r>
+    </w:p>
+    <w:p>
+      <w:r>
+        <w:t>4. 两人一组，用 GmSSL 命令实现带签名的数字信封协议（Bob 发送，Alice 接收）。</w:t>
+      </w:r>
+    </w:p>
+    <w:p>
+      <w:r>
+        <w:t>5. 用 OpenSSL 库编程调用 SM2（加密解密、签名验签）、SM3（摘要、HMAC）、SM4（加解密）。</w:t>
+      </w:r>
+    </w:p>
+    <w:p>
+      <w:r>
+        <w:t>6. 用 GmSSL 库编程完成同样调用。</w:t>
+      </w:r>
+    </w:p>
+    <w:p>
+      <w:r>
+        <w:t>7. 两人一组，用 OpenSSL 库、GmSSL 库编程实现带签名的数字信封协议，并公开发送/接收程序。</w:t>
+      </w:r>
+    </w:p>
+    <w:p>
+      <w:r>
+        <w:t>8. 将代码与文档托管至 gitee，提交过程 Markdown 与 PDF、git log，并记录问题与反思。</w:t>
+      </w:r>
+    </w:p>
+    <w:p>
+      <w:pPr>
+        <w:pStyle w:val="Heading1"/>
+      </w:pPr>
+      <w:r>
+        <w:t>2. 实验步骤</w:t>
       </w:r>
     </w:p>
     <w:p>
@@ -48,40 +143,110 @@
         <w:pStyle w:val="Heading2"/>
       </w:pPr>
       <w:r>
-        <w:t>一、实验目的</w:t>
+        <w:t>2.1 步骤1：搭建实验环境（WSL2 + openEuler + OpenSSL/GmSSL）</w:t>
+      </w:r>
+    </w:p>
+    <w:p>
+      <w:pPr>
+        <w:pStyle w:val="Heading3"/>
+      </w:pPr>
+      <w:r>
+        <w:t>2.1.1 操作内容</w:t>
       </w:r>
     </w:p>
     <w:p>
       <w:r>
-        <w:t>1. 掌握 Linux（openEuler）系统使用与 C 语言开发方法。</w:t>
+        <w:t>在 Windows 上启用 WSL2 并安装 openEuler 24.03 LTS；用 dnf 安装编译工具链与 OpenSSL 开发头文件（gcc-c++、cmake、openssl-devel，系统自带 OpenSSL 3.0.12）；源码编译安装 GmSSL 3.3.0（git clone → cmake -B build → cmake --build build -j → cmake --install build）；因 libgmssl 安装到 /usr/local/lib 后不在 ldconfig 缓存，写入 /etc/ld.so.conf.d/gmssl.conf 并执行 ldconfig，使链接与运行时可找到库。</w:t>
+      </w:r>
+    </w:p>
+    <w:p>
+      <w:pPr>
+        <w:pStyle w:val="Heading3"/>
+      </w:pPr>
+      <w:r>
+        <w:t>2.1.2 操作结果</w:t>
       </w:r>
     </w:p>
     <w:p>
       <w:r>
-        <w:t>2. 掌握 OpenSSL 与 GmSSL 的基本命令用法与开发接口。</w:t>
+        <w:rPr>
+          <w:rFonts w:ascii="Consolas" w:hAnsi="Consolas" w:eastAsia="宋体"/>
+          <w:sz w:val="17"/>
+        </w:rPr>
+        <w:t>$ gcc --version | head -1</w:t>
+        <w:br/>
       </w:r>
-    </w:p>
-    <w:p>
       <w:r>
-        <w:t>3. 掌握 SM2、SM3、SM4 商用密码算法的使用。</w:t>
+        <w:rPr>
+          <w:rFonts w:ascii="Consolas" w:hAnsi="Consolas" w:eastAsia="宋体"/>
+          <w:sz w:val="17"/>
+        </w:rPr>
+        <w:t>gcc (GCC) 12.3.1 (openEuler 12.3.1-38.oe2403)</w:t>
+        <w:br/>
       </w:r>
-    </w:p>
-    <w:p>
       <w:r>
-        <w:t>4. 通过带签名的数字信封协议理解对称密码与非对称密码算法的组合应用。</w:t>
+        <w:rPr>
+          <w:rFonts w:ascii="Consolas" w:hAnsi="Consolas" w:eastAsia="宋体"/>
+          <w:sz w:val="17"/>
+        </w:rPr>
+        <w:t>$ cmake --version | head -1</w:t>
+        <w:br/>
       </w:r>
-    </w:p>
-    <w:p>
-      <w:pPr>
-        <w:pStyle w:val="Heading2"/>
-      </w:pPr>
       <w:r>
-        <w:t>二、实验环境与准备</w:t>
+        <w:rPr>
+          <w:rFonts w:ascii="Consolas" w:hAnsi="Consolas" w:eastAsia="宋体"/>
+          <w:sz w:val="17"/>
+        </w:rPr>
+        <w:t>cmake version 3.27.9</w:t>
+        <w:br/>
       </w:r>
-    </w:p>
-    <w:p>
       <w:r>
-        <w:t>实验在 openEuler 24.03 LTS（WSL2）中进行，OpenSSL 使用系统自带 3.0.12，GmSSL 3.3.0 由源码编译安装（cmake 构建全部目标成功），并配置 ldconfig 缓存使其可被正常链接与运行。</w:t>
+        <w:rPr>
+          <w:rFonts w:ascii="Consolas" w:hAnsi="Consolas" w:eastAsia="宋体"/>
+          <w:sz w:val="17"/>
+        </w:rPr>
+        <w:t>$ openssl version</w:t>
+        <w:br/>
+      </w:r>
+      <w:r>
+        <w:rPr>
+          <w:rFonts w:ascii="Consolas" w:hAnsi="Consolas" w:eastAsia="宋体"/>
+          <w:sz w:val="17"/>
+        </w:rPr>
+        <w:t>OpenSSL 3.0.12 24 Oct 2023 (Library: OpenSSL 3.0.12 24 Oct 2023)</w:t>
+        <w:br/>
+      </w:r>
+      <w:r>
+        <w:rPr>
+          <w:rFonts w:ascii="Consolas" w:hAnsi="Consolas" w:eastAsia="宋体"/>
+          <w:sz w:val="17"/>
+        </w:rPr>
+        <w:t>$ gmssl version</w:t>
+        <w:br/>
+      </w:r>
+      <w:r>
+        <w:rPr>
+          <w:rFonts w:ascii="Consolas" w:hAnsi="Consolas" w:eastAsia="宋体"/>
+          <w:sz w:val="17"/>
+        </w:rPr>
+        <w:t>GmSSL 3.3.0-dev.1183</w:t>
+        <w:br/>
+      </w:r>
+      <w:r>
+        <w:rPr>
+          <w:rFonts w:ascii="Consolas" w:hAnsi="Consolas" w:eastAsia="宋体"/>
+          <w:sz w:val="17"/>
+        </w:rPr>
+        <w:t>$ cat /etc/ld.so.conf.d/gmssl.conf</w:t>
+        <w:br/>
+      </w:r>
+      <w:r>
+        <w:rPr>
+          <w:rFonts w:ascii="Consolas" w:hAnsi="Consolas" w:eastAsia="宋体"/>
+          <w:sz w:val="17"/>
+        </w:rPr>
+        <w:t>/usr/local/lib</w:t>
+        <w:br/>
       </w:r>
     </w:p>
     <w:p>
@@ -128,7 +293,7 @@
         <w:pStyle w:val="Heading2"/>
       </w:pPr>
       <w:r>
-        <w:t>三、实验内容与步骤</w:t>
+        <w:t>2.2 步骤2：OpenSSL 命令实践（SM4/SM3/HMAC/SM2/speed）</w:t>
       </w:r>
     </w:p>
     <w:p>
@@ -136,12 +301,102 @@
         <w:pStyle w:val="Heading3"/>
       </w:pPr>
       <w:r>
-        <w:t>3.1 任务1：OpenSSL 命令实践</w:t>
+        <w:t>2.2.1 操作内容</w:t>
       </w:r>
     </w:p>
     <w:p>
       <w:r>
-        <w:t>完成 OpenSSL 版本查询、随机数生成、SM4-CBC 对称加解密（加解密往返逐字节一致）；SM3 摘要与 HMAC-SM3 计算并验证雪崩效应；SM2 密钥生成、签名与验签（Verified OK）；speed 性能测试（SM4-CBC 约 110 MB/s，SM3 8KB 块约 320 MB/s）。</w:t>
+        <w:t>依次实践：`openssl version`、`openssl rand -hex 16` 生成 16 字节密钥；`openssl enc -sm4-cbc` 对明文（姓名学号）加解密并比对；`openssl dgst -sm3` 计算摘要、`-hmac` 计算 HMAC，并改变明文 1 字节验证雪崩效应；`openssl ecparam -genkey -name SM2` 生成密钥、`openssl dgst -sm3 -sign/-verify` 签名验签；`openssl speed` 测性能。</w:t>
+      </w:r>
+    </w:p>
+    <w:p>
+      <w:pPr>
+        <w:pStyle w:val="Heading3"/>
+      </w:pPr>
+      <w:r>
+        <w:t>2.2.2 操作结果</w:t>
+      </w:r>
+    </w:p>
+    <w:p>
+      <w:r>
+        <w:rPr>
+          <w:rFonts w:ascii="Consolas" w:hAnsi="Consolas" w:eastAsia="宋体"/>
+          <w:sz w:val="17"/>
+        </w:rPr>
+        <w:t>$ openssl enc -sm4-cbc -e -in plain.txt -out plain.sm4 -K $(cat sm4.key) -iv 000...0</w:t>
+        <w:br/>
+      </w:r>
+      <w:r>
+        <w:rPr>
+          <w:rFonts w:ascii="Consolas" w:hAnsi="Consolas" w:eastAsia="宋体"/>
+          <w:sz w:val="17"/>
+        </w:rPr>
+        <w:t>$ openssl enc -sm4-cbc -d -in plain.sm4 -out plain.dec -K $(cat sm4.key) -iv 000...0</w:t>
+        <w:br/>
+      </w:r>
+      <w:r>
+        <w:rPr>
+          <w:rFonts w:ascii="Consolas" w:hAnsi="Consolas" w:eastAsia="宋体"/>
+          <w:sz w:val="17"/>
+        </w:rPr>
+        <w:t>$ cmp plain.txt plain.dec &amp;&amp; echo SM4-CBC-ROUNDTRIP-OK</w:t>
+        <w:br/>
+      </w:r>
+      <w:r>
+        <w:rPr>
+          <w:rFonts w:ascii="Consolas" w:hAnsi="Consolas" w:eastAsia="宋体"/>
+          <w:sz w:val="17"/>
+        </w:rPr>
+        <w:t>SM4-CBC-ROUNDTRIP-OK</w:t>
+        <w:br/>
+      </w:r>
+      <w:r>
+        <w:rPr>
+          <w:rFonts w:ascii="Consolas" w:hAnsi="Consolas" w:eastAsia="宋体"/>
+          <w:sz w:val="17"/>
+        </w:rPr>
+        <w:t>$ openssl dgst -sm3 plain.txt</w:t>
+        <w:br/>
+      </w:r>
+      <w:r>
+        <w:rPr>
+          <w:rFonts w:ascii="Consolas" w:hAnsi="Consolas" w:eastAsia="宋体"/>
+          <w:sz w:val="17"/>
+        </w:rPr>
+        <w:t>SM3(plain.txt)= 4543fcd70da081d21d1310e973e4adcb94dce80b3cc6b21051c630740c913cc2</w:t>
+        <w:br/>
+      </w:r>
+      <w:r>
+        <w:rPr>
+          <w:rFonts w:ascii="Consolas" w:hAnsi="Consolas" w:eastAsia="宋体"/>
+          <w:sz w:val="17"/>
+        </w:rPr>
+        <w:t>$ openssl dgst -sm3 -hmac mykey123 plain.txt</w:t>
+        <w:br/>
+      </w:r>
+      <w:r>
+        <w:rPr>
+          <w:rFonts w:ascii="Consolas" w:hAnsi="Consolas" w:eastAsia="宋体"/>
+          <w:sz w:val="17"/>
+        </w:rPr>
+        <w:t>HMAC-SM3(plain.txt)= 6dfb23c9f1d0f62fe7008353a13b4326c7187f39e84ae542d8204a8a487abbc9</w:t>
+        <w:br/>
+      </w:r>
+      <w:r>
+        <w:rPr>
+          <w:rFonts w:ascii="Consolas" w:hAnsi="Consolas" w:eastAsia="宋体"/>
+          <w:sz w:val="17"/>
+        </w:rPr>
+        <w:t>$ openssl dgst -sm3 -verify sm2_pub.pem -signature sig.bin plain.txt</w:t>
+        <w:br/>
+      </w:r>
+      <w:r>
+        <w:rPr>
+          <w:rFonts w:ascii="Consolas" w:hAnsi="Consolas" w:eastAsia="宋体"/>
+          <w:sz w:val="17"/>
+        </w:rPr>
+        <w:t>Verified OK</w:t>
+        <w:br/>
       </w:r>
     </w:p>
     <w:p>
@@ -302,15 +557,94 @@
     </w:p>
     <w:p>
       <w:pPr>
+        <w:pStyle w:val="Heading2"/>
+      </w:pPr>
+      <w:r>
+        <w:t>2.3 步骤3：GmSSL 命令实践与交叉验证</w:t>
+      </w:r>
+    </w:p>
+    <w:p>
+      <w:pPr>
         <w:pStyle w:val="Heading3"/>
       </w:pPr>
       <w:r>
-        <w:t>3.2 任务2：GmSSL 命令实践</w:t>
+        <w:t>2.3.1 操作内容</w:t>
       </w:r>
     </w:p>
     <w:p>
       <w:r>
-        <w:t>使用 GmSSL 命令完成 SM4-CBC 加解密（需显式 PKCS#7 填充）、SM3 摘要与 SM3-HMAC、SM2 密钥生成/签名验签/加密解密，全部验证通过；其中 SM3 摘要与任务1 的 OpenSSL 结果逐字节一致，实现两套实现的交叉验证。</w:t>
+        <w:t>用 GmSSL 命令完成同类操作：`gmssl rand -hex -outlen 16`、`gmssl sm4_cbc -encrypt/-decrypt -pkcs7_padding`、`gmssl sm3`、`gmssl sm3_hmac -key`、`gmssl sm2keygen/sm2sign/sm2verify/sm2encrypt/sm2decrypt`，并将 SM3/HMAC 结果与 OpenSSL 对比。</w:t>
+      </w:r>
+    </w:p>
+    <w:p>
+      <w:pPr>
+        <w:pStyle w:val="Heading3"/>
+      </w:pPr>
+      <w:r>
+        <w:t>2.3.2 操作结果</w:t>
+      </w:r>
+    </w:p>
+    <w:p>
+      <w:r>
+        <w:rPr>
+          <w:rFonts w:ascii="Consolas" w:hAnsi="Consolas" w:eastAsia="宋体"/>
+          <w:sz w:val="17"/>
+        </w:rPr>
+        <w:t>$ gmssl sm3 -in plain.txt</w:t>
+        <w:br/>
+      </w:r>
+      <w:r>
+        <w:rPr>
+          <w:rFonts w:ascii="Consolas" w:hAnsi="Consolas" w:eastAsia="宋体"/>
+          <w:sz w:val="17"/>
+        </w:rPr>
+        <w:t>4543fcd70da081d21d1310e973e4adcb94dce80b3cc6b21051c630740c913cc2</w:t>
+        <w:br/>
+      </w:r>
+      <w:r>
+        <w:rPr>
+          <w:rFonts w:ascii="Consolas" w:hAnsi="Consolas" w:eastAsia="宋体"/>
+          <w:sz w:val="17"/>
+        </w:rPr>
+        <w:t>$ gmssl sm2verify -pubkey sm2_pub.pem -in plain.txt -sig sig.bin</w:t>
+        <w:br/>
+      </w:r>
+      <w:r>
+        <w:rPr>
+          <w:rFonts w:ascii="Consolas" w:hAnsi="Consolas" w:eastAsia="宋体"/>
+          <w:sz w:val="17"/>
+        </w:rPr>
+        <w:t>verify : success</w:t>
+        <w:br/>
+      </w:r>
+      <w:r>
+        <w:rPr>
+          <w:rFonts w:ascii="Consolas" w:hAnsi="Consolas" w:eastAsia="宋体"/>
+          <w:sz w:val="17"/>
+        </w:rPr>
+        <w:t>$ gmssl sm2decrypt -key sm2_priv.pem -pass ****** -in sm2.enc -out sm2.dec</w:t>
+        <w:br/>
+      </w:r>
+      <w:r>
+        <w:rPr>
+          <w:rFonts w:ascii="Consolas" w:hAnsi="Consolas" w:eastAsia="宋体"/>
+          <w:sz w:val="17"/>
+        </w:rPr>
+        <w:t>$ cmp plain.txt sm2.dec &amp;&amp; echo GMSSL-SM2-ENC-ROUNDTRIP-OK</w:t>
+        <w:br/>
+      </w:r>
+      <w:r>
+        <w:rPr>
+          <w:rFonts w:ascii="Consolas" w:hAnsi="Consolas" w:eastAsia="宋体"/>
+          <w:sz w:val="17"/>
+        </w:rPr>
+        <w:t>GMSSL-SM2-ENC-ROUNDTRIP-OK</w:t>
+        <w:br/>
+      </w:r>
+    </w:p>
+    <w:p>
+      <w:r>
+        <w:t>GmSSL 与 OpenSSL 的 SM3 摘要完全一致，两套实现交叉验证通过。</w:t>
       </w:r>
     </w:p>
     <w:p>
@@ -432,15 +766,94 @@
     </w:p>
     <w:p>
       <w:pPr>
+        <w:pStyle w:val="Heading2"/>
+      </w:pPr>
+      <w:r>
+        <w:t>2.4 步骤4：OpenSSL 命令实现带签名数字信封（Alice→Bob）</w:t>
+      </w:r>
+    </w:p>
+    <w:p>
+      <w:pPr>
         <w:pStyle w:val="Heading3"/>
       </w:pPr>
       <w:r>
-        <w:t>3.3 任务3：OpenSSL 命令数字信封 Alice→Bob</w:t>
+        <w:t>2.4.1 操作内容</w:t>
       </w:r>
     </w:p>
     <w:p>
       <w:r>
-        <w:t>Alice（本组，蔡贸俊）生成 16 字节对称密钥 k，SM4 加密明文得 C，用 Bob 公钥 SM2 加密 k 得 KC，用自己的私钥对 C 签名得 S1，发布信封 C||KC||S1 至仓库 exchange/task3/；发送前自验（验签 OK、解密一致）。Bob 拉取后验签、解密钥、解明文，得到"蔡贸俊 20241328"，接收成功。</w:t>
+        <w:t>Alice（蔡贸俊）与 Bob（元泓鉴）各自生成 SM2 密钥对并互换公钥（公钥提交仓库 keys/ 目录实现"拷贝给对方"）。Alice 生成 16 字节对称密钥 k（gmssl rand），SM4 加密明文 P=「蔡贸俊 20241328」得 C；用 Bob 公钥 SM2 加密 k 得 KC；用自己私钥 SM2 签名 C 得 S1；发送信封 C||KC||S1 至 exchange/task3/。发送前自验（验签通过、解密一致）。Bob 接收后验签、解密钥、解明文。</w:t>
+      </w:r>
+    </w:p>
+    <w:p>
+      <w:pPr>
+        <w:pStyle w:val="Heading3"/>
+      </w:pPr>
+      <w:r>
+        <w:t>2.4.2 操作结果</w:t>
+      </w:r>
+    </w:p>
+    <w:p>
+      <w:r>
+        <w:rPr>
+          <w:rFonts w:ascii="Consolas" w:hAnsi="Consolas" w:eastAsia="宋体"/>
+          <w:sz w:val="17"/>
+        </w:rPr>
+        <w:t>C.bin 32</w:t>
+        <w:br/>
+      </w:r>
+      <w:r>
+        <w:rPr>
+          <w:rFonts w:ascii="Consolas" w:hAnsi="Consolas" w:eastAsia="宋体"/>
+          <w:sz w:val="17"/>
+        </w:rPr>
+        <w:t>KC.bin 122</w:t>
+        <w:br/>
+      </w:r>
+      <w:r>
+        <w:rPr>
+          <w:rFonts w:ascii="Consolas" w:hAnsi="Consolas" w:eastAsia="宋体"/>
+          <w:sz w:val="17"/>
+        </w:rPr>
+        <w:t>S1.bin 71</w:t>
+        <w:br/>
+      </w:r>
+      <w:r>
+        <w:rPr>
+          <w:rFonts w:ascii="Consolas" w:hAnsi="Consolas" w:eastAsia="宋体"/>
+          <w:sz w:val="17"/>
+        </w:rPr>
+        <w:t>$ openssl dgst -sm3 -verify alice_openssl_pub.pem -signature S1.bin C.bin</w:t>
+        <w:br/>
+      </w:r>
+      <w:r>
+        <w:rPr>
+          <w:rFonts w:ascii="Consolas" w:hAnsi="Consolas" w:eastAsia="宋体"/>
+          <w:sz w:val="17"/>
+        </w:rPr>
+        <w:t>Verified OK</w:t>
+        <w:br/>
+      </w:r>
+      <w:r>
+        <w:rPr>
+          <w:rFonts w:ascii="Consolas" w:hAnsi="Consolas" w:eastAsia="宋体"/>
+          <w:sz w:val="17"/>
+        </w:rPr>
+        <w:t>$ cmp plain.txt selfcheck.txt &amp;&amp; echo SELF-CHECK-OK</w:t>
+        <w:br/>
+      </w:r>
+      <w:r>
+        <w:rPr>
+          <w:rFonts w:ascii="Consolas" w:hAnsi="Consolas" w:eastAsia="宋体"/>
+          <w:sz w:val="17"/>
+        </w:rPr>
+        <w:t>SELF-CHECK-OK</w:t>
+        <w:br/>
+      </w:r>
+    </w:p>
+    <w:p>
+      <w:r>
+        <w:t>Bob 侧接收结果：验签 Verified OK，解密得「蔡贸俊 20241328」。</w:t>
       </w:r>
     </w:p>
     <w:p>
@@ -562,15 +975,65 @@
     </w:p>
     <w:p>
       <w:pPr>
+        <w:pStyle w:val="Heading2"/>
+      </w:pPr>
+      <w:r>
+        <w:t>2.5 步骤5：GmSSL 命令实现带签名数字信封（Bob→Alice）</w:t>
+      </w:r>
+    </w:p>
+    <w:p>
+      <w:pPr>
         <w:pStyle w:val="Heading3"/>
       </w:pPr>
       <w:r>
-        <w:t>3.4 任务4：GmSSL 命令数字信封 Bob→Alice</w:t>
+        <w:t>2.5.1 操作内容</w:t>
       </w:r>
     </w:p>
     <w:p>
       <w:r>
-        <w:t>Bob（元泓鉴）发送、Alice 接收。接收时发现发送方使用了随机 IV 且未随信封传递，导致全 0 IV 解密首块乱码；利用已知明文（对方学号姓名）由 CBC 性质 IV = D(K,C1) xor P1 恢复出 IV 后解密成功，得"20241304 元泓鉴"。该案例作为协议设计教训写入记录，并已与同组约定后续随信封提交 IV 或固定全 0。</w:t>
+        <w:t>Bob 发送、Alice 接收。Alice 用 GmSSL 私钥解密 KC 得 k、用 Bob 公钥验签 S1、用 k 解密 C。接收中发现发送方使用随机 IV 且未随信封传递，全 0 IV 解密首块乱码；利用已知明文（对方学号姓名）由 CBC 性质 IV = D(K,C1) xor P1 恢复 IV 后解密成功。</w:t>
+      </w:r>
+    </w:p>
+    <w:p>
+      <w:pPr>
+        <w:pStyle w:val="Heading3"/>
+      </w:pPr>
+      <w:r>
+        <w:t>2.5.2 操作结果</w:t>
+      </w:r>
+    </w:p>
+    <w:p>
+      <w:r>
+        <w:rPr>
+          <w:rFonts w:ascii="Consolas" w:hAnsi="Consolas" w:eastAsia="宋体"/>
+          <w:sz w:val="17"/>
+        </w:rPr>
+        <w:t>$ gmssl sm2verify -pubkey keys/20241304_yuanhongjian/sm2_gmssl_pub.pem -in exchange/task4/C.bin -sig exchange/task4/S1.bin</w:t>
+        <w:br/>
+      </w:r>
+      <w:r>
+        <w:rPr>
+          <w:rFonts w:ascii="Consolas" w:hAnsi="Consolas" w:eastAsia="宋体"/>
+          <w:sz w:val="17"/>
+        </w:rPr>
+        <w:t>verify : success</w:t>
+        <w:br/>
+      </w:r>
+      <w:r>
+        <w:rPr>
+          <w:rFonts w:ascii="Consolas" w:hAnsi="Consolas" w:eastAsia="宋体"/>
+          <w:sz w:val="17"/>
+        </w:rPr>
+        <w:t>$ gmssl sm4_cbc -decrypt -pkcs7_padding -key 7867646ecd25d0ff82b00cee25975aae -iv a7954e288e1915d38241b1452534149c -in exchange/task4/C.bin</w:t>
+        <w:br/>
+      </w:r>
+      <w:r>
+        <w:rPr>
+          <w:rFonts w:ascii="Consolas" w:hAnsi="Consolas" w:eastAsia="宋体"/>
+          <w:sz w:val="17"/>
+        </w:rPr>
+        <w:t>20241304 元泓鉴</w:t>
+        <w:br/>
       </w:r>
     </w:p>
     <w:p>
@@ -692,15 +1155,73 @@
     </w:p>
     <w:p>
       <w:pPr>
+        <w:pStyle w:val="Heading2"/>
+      </w:pPr>
+      <w:r>
+        <w:t>2.6 步骤6：OpenSSL 库编程调用 SM2/SM3/SM4</w:t>
+      </w:r>
+    </w:p>
+    <w:p>
+      <w:pPr>
         <w:pStyle w:val="Heading3"/>
       </w:pPr>
       <w:r>
-        <w:t>3.5 4-6学时 任务1：OpenSSL 库编程</w:t>
+        <w:t>2.6.1 操作内容</w:t>
       </w:r>
     </w:p>
     <w:p>
       <w:r>
-        <w:t>用 OpenSSL EVP API 编程实现 SM2（加密解密、签名验签）、SM3（摘要、HMAC）、SM4（加密解密）调用，往返全部 PASS。实现中明确了 SM2 密钥类型与 EVP 长度参数两个关键点。</w:t>
+        <w:t>编写 C 程序（code/openssl_sm/sm_demo.c），使用 EVP API：EVP_sm4_cbc 加解密、EVP_DigestInit(EVP_sm3) 摘要、EVP_MAC("HMAC") 计算 HMAC、EVP_PKEY_CTX_new_from_name("SM2") 生成 SM2 密钥并用 EVP_DigestSign/Verify 签名验签、EVP_PKEY_encrypt/decrypt 加解密。</w:t>
+      </w:r>
+    </w:p>
+    <w:p>
+      <w:pPr>
+        <w:pStyle w:val="Heading3"/>
+      </w:pPr>
+      <w:r>
+        <w:t>2.6.2 操作结果</w:t>
+      </w:r>
+    </w:p>
+    <w:p>
+      <w:r>
+        <w:rPr>
+          <w:rFonts w:ascii="Consolas" w:hAnsi="Consolas" w:eastAsia="宋体"/>
+          <w:sz w:val="17"/>
+        </w:rPr>
+        <w:t>SM4 roundtrip: PASS</w:t>
+        <w:br/>
+      </w:r>
+      <w:r>
+        <w:rPr>
+          <w:rFonts w:ascii="Consolas" w:hAnsi="Consolas" w:eastAsia="宋体"/>
+          <w:sz w:val="17"/>
+        </w:rPr>
+        <w:t>sm3 = e66a3cfe775153beefdbc3ffc5e30a78c0fe2b6fc43891ab9616abdb1962eaa6</w:t>
+        <w:br/>
+      </w:r>
+      <w:r>
+        <w:rPr>
+          <w:rFonts w:ascii="Consolas" w:hAnsi="Consolas" w:eastAsia="宋体"/>
+          <w:sz w:val="17"/>
+        </w:rPr>
+        <w:t>hmac-sm3 = d1ceec90647b6dbb21f33624a8527b7d96f523bffffed7969e635185f13aeb1a</w:t>
+        <w:br/>
+      </w:r>
+      <w:r>
+        <w:rPr>
+          <w:rFonts w:ascii="Consolas" w:hAnsi="Consolas" w:eastAsia="宋体"/>
+          <w:sz w:val="17"/>
+        </w:rPr>
+        <w:t>SM2 verify: PASS</w:t>
+        <w:br/>
+      </w:r>
+      <w:r>
+        <w:rPr>
+          <w:rFonts w:ascii="Consolas" w:hAnsi="Consolas" w:eastAsia="宋体"/>
+          <w:sz w:val="17"/>
+        </w:rPr>
+        <w:t>SM2 key roundtrip: PASS</w:t>
+        <w:br/>
       </w:r>
     </w:p>
     <w:p>
@@ -783,15 +1304,78 @@
     </w:p>
     <w:p>
       <w:pPr>
+        <w:pStyle w:val="Heading2"/>
+      </w:pPr>
+      <w:r>
+        <w:t>2.7 步骤7：GmSSL 库编程调用 SM2/SM3/SM4</w:t>
+      </w:r>
+    </w:p>
+    <w:p>
+      <w:pPr>
         <w:pStyle w:val="Heading3"/>
       </w:pPr>
       <w:r>
-        <w:t>3.6 4-6学时 任务2：GmSSL 库编程</w:t>
+        <w:t>2.7.1 操作内容</w:t>
       </w:r>
     </w:p>
     <w:p>
       <w:r>
-        <w:t>用 GmSSL 库（libgmssl）编程实现同一组算法调用，全部 PASS；SM3 与 HMAC-SM3 结果与 OpenSSL 实现逐字节一致，交叉验证两库正确性。</w:t>
+        <w:t>编写 C 程序（code/gmssl_sm/gm_demo.c），使用 libgmssl：sm4_cbc_encrypt/decrypt_init/update/finish、sm3_init/update/finish、sm3_hmac_init/update/finish、sm2_key_generate、sm2_sign_init/update/finish、sm2_verify_*、sm2_encrypt/decrypt。</w:t>
+      </w:r>
+    </w:p>
+    <w:p>
+      <w:pPr>
+        <w:pStyle w:val="Heading3"/>
+      </w:pPr>
+      <w:r>
+        <w:t>2.7.2 操作结果</w:t>
+      </w:r>
+    </w:p>
+    <w:p>
+      <w:r>
+        <w:rPr>
+          <w:rFonts w:ascii="Consolas" w:hAnsi="Consolas" w:eastAsia="宋体"/>
+          <w:sz w:val="17"/>
+        </w:rPr>
+        <w:t>SM4 roundtrip: PASS</w:t>
+        <w:br/>
+      </w:r>
+      <w:r>
+        <w:rPr>
+          <w:rFonts w:ascii="Consolas" w:hAnsi="Consolas" w:eastAsia="宋体"/>
+          <w:sz w:val="17"/>
+        </w:rPr>
+        <w:t>sm3 = e66a3cfe775153beefdbc3ffc5e30a78c0fe2b6fc43891ab9616abdb1962eaa6</w:t>
+        <w:br/>
+      </w:r>
+      <w:r>
+        <w:rPr>
+          <w:rFonts w:ascii="Consolas" w:hAnsi="Consolas" w:eastAsia="宋体"/>
+          <w:sz w:val="17"/>
+        </w:rPr>
+        <w:t>hmac-sm3 = d1ceec90647b6dbb21f33624a8527b7d96f523bffffed7969e635185f13aeb1a</w:t>
+        <w:br/>
+      </w:r>
+      <w:r>
+        <w:rPr>
+          <w:rFonts w:ascii="Consolas" w:hAnsi="Consolas" w:eastAsia="宋体"/>
+          <w:sz w:val="17"/>
+        </w:rPr>
+        <w:t>SM2 verify: PASS</w:t>
+        <w:br/>
+      </w:r>
+      <w:r>
+        <w:rPr>
+          <w:rFonts w:ascii="Consolas" w:hAnsi="Consolas" w:eastAsia="宋体"/>
+          <w:sz w:val="17"/>
+        </w:rPr>
+        <w:t>SM2 key roundtrip: PASS</w:t>
+        <w:br/>
+      </w:r>
+    </w:p>
+    <w:p>
+      <w:r>
+        <w:t>两库 SM3/HMAC 输出逐字节一致。</w:t>
       </w:r>
     </w:p>
     <w:p>
@@ -874,15 +1458,89 @@
     </w:p>
     <w:p>
       <w:pPr>
+        <w:pStyle w:val="Heading2"/>
+      </w:pPr>
+      <w:r>
+        <w:t>2.8 步骤8：库编程实现带签名数字信封（双向）</w:t>
+      </w:r>
+    </w:p>
+    <w:p>
+      <w:pPr>
         <w:pStyle w:val="Heading3"/>
       </w:pPr>
       <w:r>
-        <w:t>3.7 4-6学时 任务3/4：库编程数字信封</w:t>
+        <w:t>2.8.1 操作内容</w:t>
       </w:r>
     </w:p>
     <w:p>
       <w:r>
-        <w:t>Alice 用 OpenSSL 库编写发送程序 alice_send，自验通过后发布 exchange/task3_lib/，Bob 已接收成功；Bob 用 GmSSL 库编写发送程序并发布 exchange/task4_lib/，Alice 用 GmSSL 库接收程序 alice_recv_gm 实弹接收成功，明文为"20241304 元泓鉴"。双向库版数字信封互通完成。</w:t>
+        <w:t>Alice 编写 OpenSSL 库版发送程序 alice_send（读入自己私钥与 Bob 公钥，生成 k、计算 C/KC/S1 并输出信封与长度表，自验后发布 exchange/task3_lib/）；编写 GmSSL 库版接收程序 alice_recv_gm（验签、解密钥、解明文，支持 iv.bin）。Bob 编写 GmSSL 库版发送程序并发布 exchange/task4_lib/，Alice 实弹接收。</w:t>
+      </w:r>
+    </w:p>
+    <w:p>
+      <w:pPr>
+        <w:pStyle w:val="Heading3"/>
+      </w:pPr>
+      <w:r>
+        <w:t>2.8.2 操作结果</w:t>
+      </w:r>
+    </w:p>
+    <w:p>
+      <w:r>
+        <w:rPr>
+          <w:rFonts w:ascii="Consolas" w:hAnsi="Consolas" w:eastAsia="宋体"/>
+          <w:sz w:val="17"/>
+        </w:rPr>
+        <w:t>$ ./code/envelope_ossl/alice_send ~/work/task3/alice_openssl_priv.pem keys/20241304_yuanhongjian/sm2_openssl_pub.pem exchange/task3_lib</w:t>
+        <w:br/>
+      </w:r>
+      <w:r>
+        <w:rPr>
+          <w:rFonts w:ascii="Consolas" w:hAnsi="Consolas" w:eastAsia="宋体"/>
+          <w:sz w:val="17"/>
+        </w:rPr>
+        <w:t>self verify: PASS</w:t>
+        <w:br/>
+      </w:r>
+      <w:r>
+        <w:rPr>
+          <w:rFonts w:ascii="Consolas" w:hAnsi="Consolas" w:eastAsia="宋体"/>
+          <w:sz w:val="17"/>
+        </w:rPr>
+        <w:t>self decrypt: PASS</w:t>
+        <w:br/>
+      </w:r>
+      <w:r>
+        <w:rPr>
+          <w:rFonts w:ascii="Consolas" w:hAnsi="Consolas" w:eastAsia="宋体"/>
+          <w:sz w:val="17"/>
+        </w:rPr>
+        <w:t>$ ./code/envelope_gmssl/alice_recv_gm ~/work/task3/alice_gmssl_priv.pem ****** keys/20241304_yuanhongjian/sm2_gmssl_pub.pem exchange/task4_lib</w:t>
+        <w:br/>
+      </w:r>
+      <w:r>
+        <w:rPr>
+          <w:rFonts w:ascii="Consolas" w:hAnsi="Consolas" w:eastAsia="宋体"/>
+          <w:sz w:val="17"/>
+        </w:rPr>
+        <w:t>Sm2Very(PKb, S1): PASS</w:t>
+        <w:br/>
+      </w:r>
+      <w:r>
+        <w:rPr>
+          <w:rFonts w:ascii="Consolas" w:hAnsi="Consolas" w:eastAsia="宋体"/>
+          <w:sz w:val="17"/>
+        </w:rPr>
+        <w:t>k len = 16</w:t>
+        <w:br/>
+      </w:r>
+      <w:r>
+        <w:rPr>
+          <w:rFonts w:ascii="Consolas" w:hAnsi="Consolas" w:eastAsia="宋体"/>
+          <w:sz w:val="17"/>
+        </w:rPr>
+        <w:t>P = 20241304 元泓鉴</w:t>
+        <w:br/>
       </w:r>
     </w:p>
     <w:p>
@@ -1007,88 +1665,86 @@
         <w:pStyle w:val="Heading2"/>
       </w:pPr>
       <w:r>
-        <w:t>四、实验结果与分析</w:t>
+        <w:t>2.9 步骤9：代码托管与过程记录（gitee + Markdown + git log）</w:t>
+      </w:r>
+    </w:p>
+    <w:p>
+      <w:pPr>
+        <w:pStyle w:val="Heading3"/>
+      </w:pPr>
+      <w:r>
+        <w:t>2.9.1 操作内容</w:t>
       </w:r>
     </w:p>
     <w:p>
       <w:r>
-        <w:t>1. 命令与库编程两条路径下，SM2（加解密、签名验签）、SM3（摘要、HMAC）、SM4（加解密）全部正确运行，往返验证 PASS。</w:t>
+        <w:t>两人共建 gitee 仓库（xiaoyuanyuan999/roc-edu-student-exp_1），公钥交换、信封传递、协作留言（MAILBOX.md）全部通过仓库完成；每完成一项 git commit 一次；过程记录写入 docs/records/，装配为 docs/hours1-3.md、docs/hours4-6.md 并转 PDF；用 tools/md2pdf.py 生成中文 PDF（嵌入字体）。</w:t>
+      </w:r>
+    </w:p>
+    <w:p>
+      <w:pPr>
+        <w:pStyle w:val="Heading3"/>
+      </w:pPr>
+      <w:r>
+        <w:t>2.9.2 操作结果</w:t>
       </w:r>
     </w:p>
     <w:p>
       <w:r>
-        <w:t>2. 交叉验证：OpenSSL 与 GmSSL 计算的 SM3 摘要、HMAC-SM3 值逐字节一致（如 e66a3cfe… 与 d1ceec90…），说明两套实现符合同一国密标准。</w:t>
+        <w:rPr>
+          <w:rFonts w:ascii="Consolas" w:hAnsi="Consolas" w:eastAsia="宋体"/>
+          <w:sz w:val="17"/>
+        </w:rPr>
+        <w:t>$ git log --oneline | head -6</w:t>
+        <w:br/>
       </w:r>
-    </w:p>
-    <w:p>
       <w:r>
-        <w:t>3. 数字信封：命令版与库版双向（Alice→Bob、Bob→Alice）均验签、解密钥、解明文成功，协议流程与实现正确。</w:t>
+        <w:rPr>
+          <w:rFonts w:ascii="Consolas" w:hAnsi="Consolas" w:eastAsia="宋体"/>
+          <w:sz w:val="17"/>
+        </w:rPr>
+        <w:t>927908a docs: 生成终端运行截图（40张）与实验报告docx含22图...</w:t>
+        <w:br/>
       </w:r>
-    </w:p>
-    <w:p>
       <w:r>
-        <w:t>4. 性能：SM4-CBC 大块吞吐约 110 MB/s，SM3 在 8KB 块上约 320 MB/s（WSL2 单线程量级参考）。</w:t>
+        <w:rPr>
+          <w:rFonts w:ascii="Consolas" w:hAnsi="Consolas" w:eastAsia="宋体"/>
+          <w:sz w:val="17"/>
+        </w:rPr>
+        <w:t>0ece6fb restore: 修正.gitignore误忽略源码，恢复code/全部源码与Makefile入库</w:t>
+        <w:br/>
       </w:r>
-    </w:p>
-    <w:p>
       <w:r>
-        <w:t>5. 工程性：公钥交换、信封传递、协作沟通全部通过 gitee 仓库与 MAILBOX 留言完成，git 提交完整记录过程。</w:t>
+        <w:rPr>
+          <w:rFonts w:ascii="Consolas" w:hAnsi="Consolas" w:eastAsia="宋体"/>
+          <w:sz w:val="17"/>
+        </w:rPr>
+        <w:t>d8ec42f docs: 纳入Bob记录重新装配提交稿与PDF，hours46-4补真实交换结果，收尾留言</w:t>
+        <w:br/>
       </w:r>
-    </w:p>
-    <w:p>
-      <w:pPr>
-        <w:pStyle w:val="Heading2"/>
-      </w:pPr>
       <w:r>
-        <w:t>五、遇到的问题与解决</w:t>
+        <w:rPr>
+          <w:rFonts w:ascii="Consolas" w:hAnsi="Consolas" w:eastAsia="宋体"/>
+          <w:sz w:val="17"/>
+        </w:rPr>
+        <w:t>05a64a7 Merge remote-tracking branch 'origin/master'</w:t>
+        <w:br/>
       </w:r>
-    </w:p>
-    <w:p>
       <w:r>
-        <w:t>1. GmSSL 安装后库不可用（/usr/local/lib 不在 ldconfig 缓存）：配置 ld.so.conf.d 并 ldconfig，Makefile 加 -L 与 rpath。</w:t>
+        <w:rPr>
+          <w:rFonts w:ascii="Consolas" w:hAnsi="Consolas" w:eastAsia="宋体"/>
+          <w:sz w:val="17"/>
+        </w:rPr>
+        <w:t>08a606b docs: 补全task4 Bob发送侧记录，添加.gitignore移除编译产物</w:t>
+        <w:br/>
       </w:r>
-    </w:p>
-    <w:p>
       <w:r>
-        <w:t>2. GmSSL 命令语法差异：rand 用 -outlen、sm4_cbc 需显式 -pkcs7_padding、sm3_hmac 密钥至少 12 字节、sm2verify 用 -pubkey。</w:t>
-      </w:r>
-    </w:p>
-    <w:p>
-      <w:r>
-        <w:t>3. openssl dgst 不接受 -in 参数，待签名/验签文件须用位置参数。</w:t>
-      </w:r>
-    </w:p>
-    <w:p>
-      <w:r>
-        <w:t>4. OpenSSL C API：EC 密钥挂 SM2 曲线不走 SM2 算法，须生成 SM2 类型密钥；EVP 签名/加密的长度参数为 in/out 语义。</w:t>
-      </w:r>
-    </w:p>
-    <w:p>
-      <w:r>
-        <w:t>5. GmSSL C API 摘要收尾函数为 sm3_finish（非 sm3_final）。</w:t>
-      </w:r>
-    </w:p>
-    <w:p>
-      <w:r>
-        <w:t>6. 队友命令版信封未传 IV：利用已知明文恢复 IV（IV = D(K,C1) xor P1）后解密成功，并推动协议约定 IV 传递方式。</w:t>
-      </w:r>
-    </w:p>
-    <w:p>
-      <w:r>
-        <w:t>7. 双人并行推送多次被拒：以 git pull --rebase 解决，未丢失提交。</w:t>
-      </w:r>
-    </w:p>
-    <w:p>
-      <w:pPr>
-        <w:pStyle w:val="Heading2"/>
-      </w:pPr>
-      <w:r>
-        <w:t>六、实验总结</w:t>
-      </w:r>
-    </w:p>
-    <w:p>
-      <w:r>
-        <w:t>本次实验完整走通"命令实践 → 库编程 → 密码协议实现"的路径，掌握了 openEuler 下 OpenSSL/GmSSL 的使用与开发方法，理解了数字信封协议中对称加密、非对称加密与数字签名的组合方式，并通过交叉验证与双向互通确认了实现正确性。过程中最大的收获在于对协议细节（IV 传递、数据格式、密钥类型与接口语义）的重视，以及共享仓库协作模式的实践。</w:t>
+        <w:rPr>
+          <w:rFonts w:ascii="Consolas" w:hAnsi="Consolas" w:eastAsia="宋体"/>
+          <w:sz w:val="17"/>
+        </w:rPr>
+        <w:t>cf0e578 docs: 装配hours1-3/hours4-6/git_log提交稿并生成中文PDF（嵌入uming字体），附md2pdf工具</w:t>
+        <w:br/>
       </w:r>
     </w:p>
     <w:p>
@@ -1128,6 +1784,103 @@
             </a:graphic>
           </wp:inline>
         </w:drawing>
+      </w:r>
+    </w:p>
+    <w:p>
+      <w:pPr>
+        <w:pStyle w:val="Heading1"/>
+      </w:pPr>
+      <w:r>
+        <w:t>3. 实验体会</w:t>
+      </w:r>
+    </w:p>
+    <w:p>
+      <w:pPr>
+        <w:pStyle w:val="Heading2"/>
+      </w:pPr>
+      <w:r>
+        <w:t>3.1 调试中出现的问题及解决过程</w:t>
+      </w:r>
+    </w:p>
+    <w:p>
+      <w:r>
+        <w:t>问题1：GmSSL 安装后无法链接/运行（cannot find -lgmssl、cannot open shared object libgmssl.so.3）。原因是安装到 /usr/local/lib 后不在 ldconfig 缓存。解决：写入 /etc/ld.so.conf.d/gmssl.conf 并 ldconfig，Makefile 中同时加 -L 与 -Wl,-rpath。</w:t>
+      </w:r>
+    </w:p>
+    <w:p>
+      <w:r>
+        <w:t>问题2：GmSSL 命令与 OpenSSL 语法差异导致多次报错：`gmssl rand` 需用 `-outlen` 而非直接跟数字；`sm4_cbc` 对非 16 字节倍数明文必须显式 `-pkcs7_padding`（报 input length must be multiple of 16 bytes）；`sm3_hmac` 要求密钥至少 12 字节（报 key should be at least 24 digits）；`sm2verify` 的公钥参数是 `-pubkey`（误用 -pkey 报错）。解决：逐个查看 `gmssl &lt;命令&gt;` 的 usage 后修正。</w:t>
+      </w:r>
+    </w:p>
+    <w:p>
+      <w:r>
+        <w:t>问题3：`openssl dgst` 不接受 `-in` 参数，待签名/验签文件误用 -in 时报 Can only sign or verify one file。解决：改用位置参数给出文件。</w:t>
+      </w:r>
+    </w:p>
+    <w:p>
+      <w:r>
+        <w:t>问题4：OpenSSL C API 签名失败。原因是把 EC 类型密钥挂在 SM2 曲线上，不会走 SM2 算法路径（签名报 FAIL）。解决：用 EVP_PKEY_CTX_new_from_name(NULL, "SM2") 生成 SM2 类型密钥。</w:t>
+      </w:r>
+    </w:p>
+    <w:p>
+      <w:r>
+        <w:t>问题5：EVP_DigestSignFinal / EVP_PKEY_encrypt 返回失败。原因是其 size_t 长度参数为 in/out 语义，调用前必须置为缓冲区大小，传 0 必然失败。解决：初始化 siglen/kclen 为 sizeof(缓冲区)。</w:t>
+      </w:r>
+    </w:p>
+    <w:p>
+      <w:r>
+        <w:t>问题6：GmSSL 库编程摘要收尾报 undefined reference to sm3_final。原因是 GmSSL 3 的函数名为 sm3_finish。解决：改用 sm3_finish，重新编译通过。</w:t>
+      </w:r>
+    </w:p>
+    <w:p>
+      <w:r>
+        <w:t>问题7：数字信封接收时解出乱码。排查发现全 0 IV 解密首块乱码、第二块出现合法 PKCS#7 填充，判断密钥与模式正确而发送方未传递随机 IV；利用已知明文（对方学号姓名）由 CBC 性质 IV = D(K,C1) xor P1 恢复出 IV=a7954e288e1915d38241b1452534149c 后解密成功。反思后与同组约定：信封协议应显式传递 IV 或固定 IV。</w:t>
+      </w:r>
+    </w:p>
+    <w:p>
+      <w:r>
+        <w:t>问题8：两人并行 push 多次被拒（non-fast-forward）。解决：git pull --rebase 后再 push，提交未丢失；后续约定完成一项即推、推送前先 pull。</w:t>
+      </w:r>
+    </w:p>
+    <w:p>
+      <w:pPr>
+        <w:pStyle w:val="Heading2"/>
+      </w:pPr>
+      <w:r>
+        <w:t>3.2 心得体会</w:t>
+      </w:r>
+    </w:p>
+    <w:p>
+      <w:r>
+        <w:t>本次实验把我从"会用命令行"推进到"能读接口文档写密码程序"：命令练习让我熟悉了 OpenSSL/GmSSL 的使用差异，库编程让我理解了 EVP/国密接口的设计（上下文初始化—更新—收尾的模式、长度参数的 in/out 语义、SM2 密钥类型与参数组的绑定）。最有价值的收获是把 SM2/SM3/SM4 组合进完整的数字信封协议并完成双人双库互通，同时用 OpenSSL 与 GmSSL 互相验证结果，建立了"交叉验证确认正确性"的习惯。此外，共享仓库协作（公钥与信封走 git 交换、留言板沟通、逐项 commit）让我体会到工程化协作的价值，也踩过 .gitignore 误忽略源码、并行推送冲突等真实的工程坑。</w:t>
+      </w:r>
+    </w:p>
+    <w:p>
+      <w:pPr>
+        <w:pStyle w:val="Heading2"/>
+      </w:pPr>
+      <w:r>
+        <w:t>3.3 实验改进建议</w:t>
+      </w:r>
+    </w:p>
+    <w:p>
+      <w:r>
+        <w:t>1. 数字信封协议建议在实验说明中明确 IV 等参数的组织方式（随信封携带或固定），避免各组自定导致接收方无法解密。</w:t>
+      </w:r>
+    </w:p>
+    <w:p>
+      <w:r>
+        <w:t>2. 建议提供 GmSSL 3 与 OpenSSL 常用命令的对照表（rand/sm4_cbc/sm2verify 等参数差异），可显著降低环境与语法层面的无效调试时间。</w:t>
+      </w:r>
+    </w:p>
+    <w:p>
+      <w:r>
+        <w:t>3. 建议在实验环境中预装 GmSSL 并配置好库路径（ld.so.conf），或提供安装脚本，把课堂时间集中在算法与协议理解上。</w:t>
+      </w:r>
+    </w:p>
+    <w:p>
+      <w:r>
+        <w:t>4. 仓库协作方面建议给出分支规范（如各自分支+PR），避免多人同时推送导致的反复 rebase。</w:t>
       </w:r>
     </w:p>
     <w:sectPr>

--- a/docs/20241328_蔡贸俊_实验一_嵌入式开发基础.docx
+++ b/docs/20241328_蔡贸俊_实验一_嵌入式开发基础.docx
@@ -8,23 +8,29 @@
       </w:pPr>
       <w:r>
         <w:rPr>
-          <w:rFonts w:ascii="Times New Roman" w:hAnsi="Times New Roman" w:eastAsia="宋体"/>
-          <w:sz w:val="28"/>
+          <w:rFonts w:ascii="Times New Roman" w:hAnsi="Times New Roman" w:eastAsia="黑体"/>
+          <w:b/>
+          <w:sz w:val="36"/>
         </w:rPr>
-        <w:t>北京电子科技学院（BESTI）</w:t>
+        <w:t xml:space="preserve"> 北京电子科技学院（BESTI）</w:t>
       </w:r>
     </w:p>
     <w:p>
       <w:pPr>
-        <w:pStyle w:val="Heading1"/>
+        <w:jc w:val="center"/>
       </w:pPr>
       <w:r>
-        <w:t>实 验 报 告</w:t>
+        <w:rPr>
+          <w:rFonts w:ascii="Times New Roman" w:hAnsi="Times New Roman" w:eastAsia="黑体"/>
+          <w:b/>
+          <w:sz w:val="36"/>
+        </w:rPr>
+        <w:t xml:space="preserve"> 实  验  报  告</w:t>
       </w:r>
     </w:p>
     <w:p>
       <w:r>
-        <w:t>课程：密码系统设计　　　班级：XXXX（待填）</w:t>
+        <w:t>课程：密码系统设计　　　班级：2413</w:t>
       </w:r>
     </w:p>
     <w:p>
@@ -39,7 +45,7 @@
     </w:p>
     <w:p>
       <w:r>
-        <w:t>实验日期：2026-10-08</w:t>
+        <w:t>实验日期：2026/10/8</w:t>
       </w:r>
     </w:p>
     <w:p>
@@ -49,12 +55,12 @@
     </w:p>
     <w:p>
       <w:r>
-        <w:t>预习程度：全预习（待确认）</w:t>
+        <w:t>预习程度：已预习</w:t>
       </w:r>
     </w:p>
     <w:p>
       <w:r>
-        <w:t>实验时间：待填　　仪器组次：无　　必修/选修：必修</w:t>
+        <w:t>实验时间：2026/10/8　　仪器组次：无　　必修/选修：必修</w:t>
       </w:r>
     </w:p>
     <w:p>
